--- a/bai3/K25_CSDL_QuachTranAnh_ss1_BT3.docx
+++ b/bai3/K25_CSDL_QuachTranAnh_ss1_BT3.docx
@@ -287,26 +287,72 @@
         </w:rPr>
         <w:t>viên trả sách lẻ tẻ thì sẽ đặt thuộc tính status vào trong LOAN_DETAILS</w:t>
       </w:r>
-      <w:r>
-        <w:t xml:space="preserve"> </w:t>
-      </w:r>
-      <w:r>
-        <w:rPr>
-          <w:lang w:val="vi-VN"/>
-        </w:rPr>
-        <w:t>khi đem trả sách thủ thư chỉ cần kiểm tra LOAN_DETAILS và tích đã trả đối với id của cuốn sách được mang đến, với những cuốn chưa được mang đến thì sẽ giữ trạng thái chưa trả.</w:t>
-      </w:r>
-      <w:r>
-        <w:t xml:space="preserve"> </w:t>
-      </w:r>
-      <w:r>
-        <w:rPr>
-          <w:lang w:val="vi-VN"/>
-        </w:rPr>
-        <w:t xml:space="preserve">Vì nó sẽ là phần trung gian chứa các id nên sẽ dễ dàng hơn cho việc quản lý </w:t>
-      </w:r>
       <w:bookmarkStart w:id="0" w:name="_GoBack"/>
       <w:bookmarkEnd w:id="0"/>
+      <w:r>
+        <w:t xml:space="preserve"> </w:t>
+      </w:r>
+      <w:r>
+        <w:rPr>
+          <w:lang w:val="vi-VN"/>
+        </w:rPr>
+        <w:t>khi đem trả sách thủ thư chỉ cần kiểm tra LOAN_DETAILS và tích đã trả đối với id của cuốn sách được mang đến, với những cuốn chưa được mang đến thì sẽ giữ trạng thái chưa trả.</w:t>
+      </w:r>
+      <w:r>
+        <w:t xml:space="preserve"> </w:t>
+      </w:r>
+      <w:r>
+        <w:rPr>
+          <w:lang w:val="vi-VN"/>
+        </w:rPr>
+        <w:t xml:space="preserve">Vì nó sẽ là phần trung gian chứa các id nên sẽ dễ dàng hơn cho việc quản lý </w:t>
+      </w:r>
+      <w:r>
+        <w:rPr>
+          <w:lang w:val="vi-VN"/>
+        </w:rPr>
+        <w:br/>
+      </w:r>
+      <w:r>
+        <w:rPr>
+          <w:lang w:val="vi-VN"/>
+        </w:rPr>
+        <w:drawing>
+          <wp:inline distT="0" distB="0" distL="0" distR="0" wp14:anchorId="58FE3C8A" wp14:editId="71F345D7">
+            <wp:extent cx="5943600" cy="1638300"/>
+            <wp:effectExtent l="0" t="0" r="0" b="0"/>
+            <wp:docPr id="1" name="Picture 1"/>
+            <wp:cNvGraphicFramePr>
+              <a:graphicFrameLocks xmlns:a="http://schemas.openxmlformats.org/drawingml/2006/main" noChangeAspect="1"/>
+            </wp:cNvGraphicFramePr>
+            <a:graphic xmlns:a="http://schemas.openxmlformats.org/drawingml/2006/main">
+              <a:graphicData uri="http://schemas.openxmlformats.org/drawingml/2006/picture">
+                <pic:pic xmlns:pic="http://schemas.openxmlformats.org/drawingml/2006/picture">
+                  <pic:nvPicPr>
+                    <pic:cNvPr id="1" name=""/>
+                    <pic:cNvPicPr/>
+                  </pic:nvPicPr>
+                  <pic:blipFill>
+                    <a:blip r:embed="rId4"/>
+                    <a:stretch>
+                      <a:fillRect/>
+                    </a:stretch>
+                  </pic:blipFill>
+                  <pic:spPr>
+                    <a:xfrm>
+                      <a:off x="0" y="0"/>
+                      <a:ext cx="5943600" cy="1638300"/>
+                    </a:xfrm>
+                    <a:prstGeom prst="rect">
+                      <a:avLst/>
+                    </a:prstGeom>
+                  </pic:spPr>
+                </pic:pic>
+              </a:graphicData>
+            </a:graphic>
+          </wp:inline>
+        </w:drawing>
+      </w:r>
     </w:p>
     <w:p>
       <w:pPr>

--- a/bai3/K25_CSDL_QuachTranAnh_ss1_BT3.docx
+++ b/bai3/K25_CSDL_QuachTranAnh_ss1_BT3.docx
@@ -187,24 +187,6 @@
       </w:r>
     </w:p>
     <w:p>
-      <w:pPr>
-        <w:rPr>
-          <w:lang w:val="vi-VN"/>
-        </w:rPr>
-      </w:pPr>
-      <w:r>
-        <w:rPr>
-          <w:lang w:val="vi-VN"/>
-        </w:rPr>
-        <w:t>Relationship:</w:t>
-      </w:r>
-    </w:p>
-    <w:p>
-      <w:pPr>
-        <w:rPr>
-          <w:lang w:val="vi-VN"/>
-        </w:rPr>
-      </w:pPr>
       <w:r>
         <w:rPr>
           <w:lang w:val="vi-VN"/>
@@ -262,6 +244,7 @@
     <w:p>
       <w:pPr>
         <w:rPr>
+          <w:b/>
           <w:lang w:val="vi-VN"/>
         </w:rPr>
       </w:pPr>
@@ -286,28 +269,35 @@
           <w:lang w:val="vi-VN"/>
         </w:rPr>
         <w:t>viên trả sách lẻ tẻ thì sẽ đặt thuộc tính status vào trong LOAN_DETAILS</w:t>
+      </w:r>
+      <w:r>
+        <w:t xml:space="preserve"> </w:t>
+      </w:r>
+      <w:r>
+        <w:rPr>
+          <w:lang w:val="vi-VN"/>
+        </w:rPr>
+        <w:t>khi đem trả sách thủ thư chỉ cần kiểm tra LOAN_DETAILS và tích đã trả đối với id của cuốn sách được mang đến, với những cuốn chưa được mang đến thì sẽ giữ trạng thái chưa trả.</w:t>
+      </w:r>
+      <w:r>
+        <w:t xml:space="preserve"> </w:t>
+      </w:r>
+      <w:r>
+        <w:rPr>
+          <w:lang w:val="vi-VN"/>
+        </w:rPr>
+        <w:t xml:space="preserve">Vì nó sẽ là phần trung gian chứa các id nên sẽ dễ </w:t>
+      </w:r>
+      <w:r>
+        <w:rPr>
+          <w:lang w:val="vi-VN"/>
+        </w:rPr>
+        <w:lastRenderedPageBreak/>
+        <w:t xml:space="preserve">dàng hơn cho việc quản lý </w:t>
       </w:r>
       <w:bookmarkStart w:id="0" w:name="_GoBack"/>
       <w:bookmarkEnd w:id="0"/>
       <w:r>
-        <w:t xml:space="preserve"> </w:t>
-      </w:r>
-      <w:r>
-        <w:rPr>
-          <w:lang w:val="vi-VN"/>
-        </w:rPr>
-        <w:t>khi đem trả sách thủ thư chỉ cần kiểm tra LOAN_DETAILS và tích đã trả đối với id của cuốn sách được mang đến, với những cuốn chưa được mang đến thì sẽ giữ trạng thái chưa trả.</w:t>
-      </w:r>
-      <w:r>
-        <w:t xml:space="preserve"> </w:t>
-      </w:r>
-      <w:r>
-        <w:rPr>
-          <w:lang w:val="vi-VN"/>
-        </w:rPr>
-        <w:t xml:space="preserve">Vì nó sẽ là phần trung gian chứa các id nên sẽ dễ dàng hơn cho việc quản lý </w:t>
-      </w:r>
-      <w:r>
         <w:rPr>
           <w:lang w:val="vi-VN"/>
         </w:rPr>
@@ -315,11 +305,12 @@
       </w:r>
       <w:r>
         <w:rPr>
+          <w:b/>
           <w:lang w:val="vi-VN"/>
         </w:rPr>
         <w:drawing>
-          <wp:inline distT="0" distB="0" distL="0" distR="0" wp14:anchorId="58FE3C8A" wp14:editId="71F345D7">
-            <wp:extent cx="5943600" cy="1638300"/>
+          <wp:inline distT="0" distB="0" distL="0" distR="0" wp14:anchorId="577EDEB6" wp14:editId="1BF05D8E">
+            <wp:extent cx="5943600" cy="3162935"/>
             <wp:effectExtent l="0" t="0" r="0" b="0"/>
             <wp:docPr id="1" name="Picture 1"/>
             <wp:cNvGraphicFramePr>
@@ -341,7 +332,7 @@
                   <pic:spPr>
                     <a:xfrm>
                       <a:off x="0" y="0"/>
-                      <a:ext cx="5943600" cy="1638300"/>
+                      <a:ext cx="5943600" cy="3162935"/>
                     </a:xfrm>
                     <a:prstGeom prst="rect">
                       <a:avLst/>
